--- a/spa/docx/18.content.docx
+++ b/spa/docx/18.content.docx
@@ -292,10 +292,9 @@
       </w:r>
       <w:r>
         <w:rPr>
-          <w:b/>
-          <w:lang w:val="es_ES" w:bidi="es_ES"/>
-        </w:rPr>
-        <w:t>"¿Qué harás?"</w:t>
+          <w:lang w:val="es_ES" w:bidi="es_ES"/>
+        </w:rPr>
+        <w:t>מַה־תִּפְעָ֑ל &amp; מַה־תֵּדָֽע</w:t>
       </w:r>
     </w:p>
     <w:p>
@@ -307,9 +306,10 @@
       </w:r>
       <w:r>
         <w:rPr>
-          <w:lang w:val="es_ES" w:bidi="es_ES"/>
-        </w:rPr>
-        <w:t>Zofar está usando la forma de pregunta para énfasis. Si no usarías la forma de pregunta para ese propósito en tu idioma, podrías traducir estas preguntas como declaraciones o exclamaciones. Traducción alternativa: “¡No puedes hacer nada para entender la sabiduría de Dios! … ¡No puedes saber mucho sobre ello!”</w:t>
+          <w:b/>
+          <w:lang w:val="es_ES" w:bidi="es_ES"/>
+        </w:rPr>
+        <w:t>"¿Qué harás?"</w:t>
       </w:r>
     </w:p>
     <w:p>
@@ -323,13 +323,7 @@
         <w:rPr>
           <w:lang w:val="es_ES" w:bidi="es_ES"/>
         </w:rPr>
-        <w:t xml:space="preserve">Ver: </w:t>
-      </w:r>
-      <w:r>
-        <w:rPr>
-          <w:lang w:val="es_ES" w:bidi="es_ES"/>
-        </w:rPr>
-        <w:t>Pregunta retórica</w:t>
+        <w:t>Zofar está usando la forma de pregunta para énfasis. Si no usarías la forma de pregunta para ese propósito en tu idioma, podrías traducir estas preguntas como declaraciones o exclamaciones. Traducción alternativa: “¡No puedes hacer nada para entender la sabiduría de Dios! … ¡No puedes saber mucho sobre ello!”</w:t>
       </w:r>
     </w:p>
     <w:p>
@@ -343,11 +337,13 @@
         <w:rPr>
           <w:lang w:val="es_ES" w:bidi="es_ES"/>
         </w:rPr>
-      </w:r>
-      <w:r>
-        <w:rPr>
-          <w:lang w:val="es_ES" w:bidi="es_ES"/>
-        </w:rPr>
+        <w:t xml:space="preserve">Ver: </w:t>
+      </w:r>
+      <w:r>
+        <w:rPr>
+          <w:lang w:val="es_ES" w:bidi="es_ES"/>
+        </w:rPr>
+        <w:t>Pregunta retórica</w:t>
       </w:r>
     </w:p>
     <w:p>
@@ -357,8 +353,26 @@
           <w:lang w:val="es_ES" w:bidi="es_ES"/>
         </w:rPr>
       </w:r>
+      <w:r>
+        <w:rPr>
+          <w:lang w:val="es_ES" w:bidi="es_ES"/>
+        </w:rPr>
+      </w:r>
+      <w:r>
+        <w:rPr>
+          <w:lang w:val="es_ES" w:bidi="es_ES"/>
+        </w:rPr>
+      </w:r>
     </w:p>
     <w:p>
+      <w:pPr/>
+      <w:r>
+        <w:rPr>
+          <w:lang w:val="es_ES" w:bidi="es_ES"/>
+        </w:rPr>
+      </w:r>
+    </w:p>
+    <w:p>
       <w:pPr>
         <w:pStyle w:val="Heading2"/>
       </w:pPr>
@@ -372,6 +386,20 @@
         <w:rPr>
           <w:lang w:val="es_ES" w:bidi="es_ES"/>
         </w:rPr>
+      </w:r>
+    </w:p>
+    <w:p>
+      <w:pPr/>
+      <w:r>
+        <w:rPr>
+          <w:lang w:val="es_ES" w:bidi="es_ES"/>
+        </w:rPr>
+      </w:r>
+      <w:r>
+        <w:rPr>
+          <w:lang w:val="es_ES" w:bidi="es_ES"/>
+        </w:rPr>
+        <w:t>וְ֝⁠עַ֗יִשׁ עַל־בָּנֶ֥י⁠הָ תַנְחֵֽ⁠ם</w:t>
       </w:r>
     </w:p>
     <w:p>

--- a/spa/docx/18.content.docx
+++ b/spa/docx/18.content.docx
@@ -28,22 +28,6 @@
       </w:r>
     </w:p>
     <w:p>
-      <w:pPr>
-        <w:pStyle w:val="Heading2"/>
-      </w:pPr>
-      <w:r>
-        <w:rPr>
-          <w:lang w:val="es_ES" w:bidi="es_ES"/>
-        </w:rPr>
-        <w:t>License Information</w:t>
-      </w:r>
-      <w:r>
-        <w:rPr>
-          <w:lang w:val="es_ES" w:bidi="es_ES"/>
-        </w:rPr>
-      </w:r>
-    </w:p>
-    <w:p>
       <w:pPr/>
       <w:r>
         <w:rPr>
@@ -55,86 +39,37 @@
           <w:b/>
           <w:lang w:val="es_ES" w:bidi="es_ES"/>
         </w:rPr>
-        <w:t>Notas de Traducción (unfoldingWord)</w:t>
-      </w:r>
-      <w:r>
-        <w:rPr>
-          <w:lang w:val="es_ES" w:bidi="es_ES"/>
-        </w:rPr>
-        <w:t xml:space="preserve"> (Spanish) is based on</w:t>
-      </w:r>
-      <w:r>
-        <w:rPr>
-          <w:lang w:val="es_ES" w:bidi="es_ES"/>
-        </w:rPr>
-        <w:t xml:space="preserve">: </w:t>
-      </w:r>
-      <w:r>
-        <w:rPr>
-          <w:lang w:val="es_ES" w:bidi="es_ES"/>
-        </w:rPr>
         <w:t>unfoldingWord® Translation Notes</w:t>
       </w:r>
       <w:r>
         <w:rPr>
           <w:lang w:val="es_ES" w:bidi="es_ES"/>
         </w:rPr>
-        <w:t xml:space="preserve">, </w:t>
-      </w:r>
-      <w:hyperlink r:id="rId13">
-        <w:r>
-          <w:rPr>
-            <w:lang w:val="es_ES" w:bidi="es_ES"/>
-          </w:rPr>
-          <w:rPr>
-            <w:color w:val="0000EE"/>
-            <w:u w:val="single"/>
-          </w:rPr>
-          <w:t>unfoldingWord</w:t>
-        </w:r>
-      </w:hyperlink>
-      <w:r>
-        <w:rPr>
-          <w:lang w:val="es_ES" w:bidi="es_ES"/>
-        </w:rPr>
-        <w:t xml:space="preserve">, 2022, which is licensed under a </w:t>
-      </w:r>
-      <w:hyperlink r:id="rId14">
-        <w:r>
-          <w:rPr>
-            <w:lang w:val="es_ES" w:bidi="es_ES"/>
-          </w:rPr>
-          <w:rPr>
-            <w:color w:val="0000EE"/>
-            <w:u w:val="single"/>
-          </w:rPr>
-          <w:t>CC BY-SA 4.0 license</w:t>
-        </w:r>
-      </w:hyperlink>
-      <w:r>
-        <w:rPr>
-          <w:lang w:val="es_ES" w:bidi="es_ES"/>
-        </w:rPr>
-        <w:t>.</w:t>
-      </w:r>
-      <w:r>
-        <w:rPr>
-          <w:lang w:val="es_ES" w:bidi="es_ES"/>
-        </w:rPr>
-      </w:r>
-    </w:p>
-    <w:p>
-      <w:pPr/>
-      <w:r>
-        <w:rPr>
-          <w:lang w:val="es_ES" w:bidi="es_ES"/>
-        </w:rPr>
-      </w:r>
-      <w:r>
-        <w:rPr>
-          <w:lang w:val="es_ES" w:bidi="es_ES"/>
-        </w:rPr>
-        <w:t>This PDF version is provided under the same license.</w:t>
+        <w:t xml:space="preserve"> © 2022 unfoldingWord. Released under CC BY-SA 4.0 license. </w:t>
+      </w:r>
+      <w:r>
+        <w:rPr>
+          <w:lang w:val="es_ES" w:bidi="es_ES"/>
+        </w:rPr>
+        <w:t>unfoldingWord® Translation Notes</w:t>
+      </w:r>
+      <w:r>
+        <w:rPr>
+          <w:lang w:val="es_ES" w:bidi="es_ES"/>
+        </w:rPr>
+        <w:t xml:space="preserve"> has been adapted in the following languages: Tok Pisin, Arabic (عربي), French (Français), Hindi (हिंदी), Indonesian (Bahasa Indonesia), Portuguese (Português), Russian (Русский), Spanish (Español), Swahili (Kiswahili), and Simplified Chinese (简体中文) from </w:t>
+      </w:r>
+      <w:r>
+        <w:rPr>
+          <w:lang w:val="es_ES" w:bidi="es_ES"/>
+        </w:rPr>
+        <w:t>unfoldingWord® Translation Notes</w:t>
+      </w:r>
+      <w:r>
+        <w:rPr>
+          <w:lang w:val="es_ES" w:bidi="es_ES"/>
+        </w:rPr>
+        <w:t xml:space="preserve"> © 2022 unfoldingWord. Released under CC BY-SA 4.0 license by Mission Mutual</w:t>
       </w:r>
       <w:r>
         <w:rPr>
@@ -292,9 +227,10 @@
       </w:r>
       <w:r>
         <w:rPr>
-          <w:lang w:val="es_ES" w:bidi="es_ES"/>
-        </w:rPr>
-        <w:t>מַה־תִּפְעָ֑ל &amp; מַה־תֵּדָֽע</w:t>
+          <w:b/>
+          <w:lang w:val="es_ES" w:bidi="es_ES"/>
+        </w:rPr>
+        <w:t>"¿Qué harás?"</w:t>
       </w:r>
     </w:p>
     <w:p>
@@ -306,10 +242,9 @@
       </w:r>
       <w:r>
         <w:rPr>
-          <w:b/>
-          <w:lang w:val="es_ES" w:bidi="es_ES"/>
-        </w:rPr>
-        <w:t>"¿Qué harás?"</w:t>
+          <w:lang w:val="es_ES" w:bidi="es_ES"/>
+        </w:rPr>
+        <w:t>Zofar está usando la forma de pregunta para énfasis. Si no usarías la forma de pregunta para ese propósito en tu idioma, podrías traducir estas preguntas como declaraciones o exclamaciones. Traducción alternativa: “¡No puedes hacer nada para entender la sabiduría de Dios! … ¡No puedes saber mucho sobre ello!”</w:t>
       </w:r>
     </w:p>
     <w:p>
@@ -323,7 +258,13 @@
         <w:rPr>
           <w:lang w:val="es_ES" w:bidi="es_ES"/>
         </w:rPr>
-        <w:t>Zofar está usando la forma de pregunta para énfasis. Si no usarías la forma de pregunta para ese propósito en tu idioma, podrías traducir estas preguntas como declaraciones o exclamaciones. Traducción alternativa: “¡No puedes hacer nada para entender la sabiduría de Dios! … ¡No puedes saber mucho sobre ello!”</w:t>
+        <w:t xml:space="preserve">Ver: </w:t>
+      </w:r>
+      <w:r>
+        <w:rPr>
+          <w:lang w:val="es_ES" w:bidi="es_ES"/>
+        </w:rPr>
+        <w:t>Pregunta retórica</w:t>
       </w:r>
     </w:p>
     <w:p>
@@ -337,13 +278,11 @@
         <w:rPr>
           <w:lang w:val="es_ES" w:bidi="es_ES"/>
         </w:rPr>
-        <w:t xml:space="preserve">Ver: </w:t>
-      </w:r>
-      <w:r>
-        <w:rPr>
-          <w:lang w:val="es_ES" w:bidi="es_ES"/>
-        </w:rPr>
-        <w:t>Pregunta retórica</w:t>
+      </w:r>
+      <w:r>
+        <w:rPr>
+          <w:lang w:val="es_ES" w:bidi="es_ES"/>
+        </w:rPr>
       </w:r>
     </w:p>
     <w:p>
@@ -353,10 +292,16 @@
           <w:lang w:val="es_ES" w:bidi="es_ES"/>
         </w:rPr>
       </w:r>
-      <w:r>
-        <w:rPr>
-          <w:lang w:val="es_ES" w:bidi="es_ES"/>
-        </w:rPr>
+    </w:p>
+    <w:p>
+      <w:pPr>
+        <w:pStyle w:val="Heading2"/>
+      </w:pPr>
+      <w:r>
+        <w:rPr>
+          <w:lang w:val="es_ES" w:bidi="es_ES"/>
+        </w:rPr>
+        <w:t>Job 38:32 (#2) en español es: "¿Puedes sacar las constelaciones a su tiempo, o guiar a la Osa Mayor con sus hijos?"</w:t>
       </w:r>
       <w:r>
         <w:rPr>
@@ -371,21 +316,12 @@
           <w:lang w:val="es_ES" w:bidi="es_ES"/>
         </w:rPr>
       </w:r>
-    </w:p>
-    <w:p>
-      <w:pPr>
-        <w:pStyle w:val="Heading2"/>
-      </w:pPr>
-      <w:r>
-        <w:rPr>
-          <w:lang w:val="es_ES" w:bidi="es_ES"/>
-        </w:rPr>
-        <w:t>Job 38:32 (#2) en español es: "¿Puedes sacar las constelaciones a su tiempo, o guiar a la Osa Mayor con sus hijos?"</w:t>
-      </w:r>
-      <w:r>
-        <w:rPr>
-          <w:lang w:val="es_ES" w:bidi="es_ES"/>
-        </w:rPr>
+      <w:r>
+        <w:rPr>
+          <w:b/>
+          <w:lang w:val="es_ES" w:bidi="es_ES"/>
+        </w:rPr>
+        <w:t>"¿O guiarás al Oso con sus hijos?"</w:t>
       </w:r>
     </w:p>
     <w:p>
@@ -399,42 +335,13 @@
         <w:rPr>
           <w:lang w:val="es_ES" w:bidi="es_ES"/>
         </w:rPr>
-        <w:t>וְ֝⁠עַ֗יִשׁ עַל־בָּנֶ֥י⁠הָ תַנְחֵֽ⁠ם</w:t>
-      </w:r>
-    </w:p>
-    <w:p>
-      <w:pPr/>
-      <w:r>
-        <w:rPr>
-          <w:lang w:val="es_ES" w:bidi="es_ES"/>
-        </w:rPr>
+        <w:t xml:space="preserve">Vea cómo tradujo el nombre </w:t>
       </w:r>
       <w:r>
         <w:rPr>
           <w:b/>
           <w:lang w:val="es_ES" w:bidi="es_ES"/>
         </w:rPr>
-        <w:t>"¿O guiarás al Oso con sus hijos?"</w:t>
-      </w:r>
-    </w:p>
-    <w:p>
-      <w:pPr/>
-      <w:r>
-        <w:rPr>
-          <w:lang w:val="es_ES" w:bidi="es_ES"/>
-        </w:rPr>
-      </w:r>
-      <w:r>
-        <w:rPr>
-          <w:lang w:val="es_ES" w:bidi="es_ES"/>
-        </w:rPr>
-        <w:t xml:space="preserve">Vea cómo tradujo el nombre </w:t>
-      </w:r>
-      <w:r>
-        <w:rPr>
-          <w:b/>
-          <w:lang w:val="es_ES" w:bidi="es_ES"/>
-        </w:rPr>
         <w:t>Oso</w:t>
       </w:r>
       <w:r>
@@ -443,7 +350,7 @@
         </w:rPr>
         <w:t xml:space="preserve"> en </w:t>
       </w:r>
-      <w:hyperlink r:id="rId15">
+      <w:hyperlink r:id="rId13">
         <w:r>
           <w:rPr>
             <w:lang w:val="es_ES" w:bidi="es_ES"/>

--- a/spa/docx/18.content.docx
+++ b/spa/docx/18.content.docx
@@ -28,6 +28,22 @@
       </w:r>
     </w:p>
     <w:p>
+      <w:pPr>
+        <w:pStyle w:val="Heading2"/>
+      </w:pPr>
+      <w:r>
+        <w:rPr>
+          <w:lang w:val="es_ES" w:bidi="es_ES"/>
+        </w:rPr>
+        <w:t>License Information</w:t>
+      </w:r>
+      <w:r>
+        <w:rPr>
+          <w:lang w:val="es_ES" w:bidi="es_ES"/>
+        </w:rPr>
+      </w:r>
+    </w:p>
+    <w:p>
       <w:pPr/>
       <w:r>
         <w:rPr>
@@ -39,37 +55,86 @@
           <w:b/>
           <w:lang w:val="es_ES" w:bidi="es_ES"/>
         </w:rPr>
+        <w:t>Notas de Traducción (unfoldingWord)</w:t>
+      </w:r>
+      <w:r>
+        <w:rPr>
+          <w:lang w:val="es_ES" w:bidi="es_ES"/>
+        </w:rPr>
+        <w:t xml:space="preserve"> (Spanish) is based on</w:t>
+      </w:r>
+      <w:r>
+        <w:rPr>
+          <w:lang w:val="es_ES" w:bidi="es_ES"/>
+        </w:rPr>
+        <w:t xml:space="preserve">: </w:t>
+      </w:r>
+      <w:r>
+        <w:rPr>
+          <w:lang w:val="es_ES" w:bidi="es_ES"/>
+        </w:rPr>
         <w:t>unfoldingWord® Translation Notes</w:t>
       </w:r>
       <w:r>
         <w:rPr>
           <w:lang w:val="es_ES" w:bidi="es_ES"/>
         </w:rPr>
-        <w:t xml:space="preserve"> © 2022 unfoldingWord. Released under CC BY-SA 4.0 license. </w:t>
-      </w:r>
-      <w:r>
-        <w:rPr>
-          <w:lang w:val="es_ES" w:bidi="es_ES"/>
-        </w:rPr>
-        <w:t>unfoldingWord® Translation Notes</w:t>
-      </w:r>
-      <w:r>
-        <w:rPr>
-          <w:lang w:val="es_ES" w:bidi="es_ES"/>
-        </w:rPr>
-        <w:t xml:space="preserve"> has been adapted in the following languages: Tok Pisin, Arabic (عربي), French (Français), Hindi (हिंदी), Indonesian (Bahasa Indonesia), Portuguese (Português), Russian (Русский), Spanish (Español), Swahili (Kiswahili), and Simplified Chinese (简体中文) from </w:t>
-      </w:r>
-      <w:r>
-        <w:rPr>
-          <w:lang w:val="es_ES" w:bidi="es_ES"/>
-        </w:rPr>
-        <w:t>unfoldingWord® Translation Notes</w:t>
-      </w:r>
-      <w:r>
-        <w:rPr>
-          <w:lang w:val="es_ES" w:bidi="es_ES"/>
-        </w:rPr>
-        <w:t xml:space="preserve"> © 2022 unfoldingWord. Released under CC BY-SA 4.0 license by Mission Mutual</w:t>
+        <w:t xml:space="preserve">, </w:t>
+      </w:r>
+      <w:hyperlink r:id="rId13">
+        <w:r>
+          <w:rPr>
+            <w:lang w:val="es_ES" w:bidi="es_ES"/>
+          </w:rPr>
+          <w:rPr>
+            <w:color w:val="0000EE"/>
+            <w:u w:val="single"/>
+          </w:rPr>
+          <w:t>unfoldingWord</w:t>
+        </w:r>
+      </w:hyperlink>
+      <w:r>
+        <w:rPr>
+          <w:lang w:val="es_ES" w:bidi="es_ES"/>
+        </w:rPr>
+        <w:t xml:space="preserve">, 2022, which is licensed under a </w:t>
+      </w:r>
+      <w:hyperlink r:id="rId14">
+        <w:r>
+          <w:rPr>
+            <w:lang w:val="es_ES" w:bidi="es_ES"/>
+          </w:rPr>
+          <w:rPr>
+            <w:color w:val="0000EE"/>
+            <w:u w:val="single"/>
+          </w:rPr>
+          <w:t>CC BY-SA 4.0 license</w:t>
+        </w:r>
+      </w:hyperlink>
+      <w:r>
+        <w:rPr>
+          <w:lang w:val="es_ES" w:bidi="es_ES"/>
+        </w:rPr>
+        <w:t>.</w:t>
+      </w:r>
+      <w:r>
+        <w:rPr>
+          <w:lang w:val="es_ES" w:bidi="es_ES"/>
+        </w:rPr>
+      </w:r>
+    </w:p>
+    <w:p>
+      <w:pPr/>
+      <w:r>
+        <w:rPr>
+          <w:lang w:val="es_ES" w:bidi="es_ES"/>
+        </w:rPr>
+      </w:r>
+      <w:r>
+        <w:rPr>
+          <w:lang w:val="es_ES" w:bidi="es_ES"/>
+        </w:rPr>
+        <w:t>This PDF version is provided under the same license.</w:t>
       </w:r>
       <w:r>
         <w:rPr>
@@ -227,10 +292,9 @@
       </w:r>
       <w:r>
         <w:rPr>
-          <w:b/>
-          <w:lang w:val="es_ES" w:bidi="es_ES"/>
-        </w:rPr>
-        <w:t>"¿Qué harás?"</w:t>
+          <w:lang w:val="es_ES" w:bidi="es_ES"/>
+        </w:rPr>
+        <w:t>מַה־תִּפְעָ֑ל &amp; מַה־תֵּדָֽע</w:t>
       </w:r>
     </w:p>
     <w:p>
@@ -242,9 +306,10 @@
       </w:r>
       <w:r>
         <w:rPr>
-          <w:lang w:val="es_ES" w:bidi="es_ES"/>
-        </w:rPr>
-        <w:t>Zofar está usando la forma de pregunta para énfasis. Si no usarías la forma de pregunta para ese propósito en tu idioma, podrías traducir estas preguntas como declaraciones o exclamaciones. Traducción alternativa: “¡No puedes hacer nada para entender la sabiduría de Dios! … ¡No puedes saber mucho sobre ello!”</w:t>
+          <w:b/>
+          <w:lang w:val="es_ES" w:bidi="es_ES"/>
+        </w:rPr>
+        <w:t>"¿Qué harás?"</w:t>
       </w:r>
     </w:p>
     <w:p>
@@ -258,13 +323,7 @@
         <w:rPr>
           <w:lang w:val="es_ES" w:bidi="es_ES"/>
         </w:rPr>
-        <w:t xml:space="preserve">Ver: </w:t>
-      </w:r>
-      <w:r>
-        <w:rPr>
-          <w:lang w:val="es_ES" w:bidi="es_ES"/>
-        </w:rPr>
-        <w:t>Pregunta retórica</w:t>
+        <w:t>Zofar está usando la forma de pregunta para énfasis. Si no usarías la forma de pregunta para ese propósito en tu idioma, podrías traducir estas preguntas como declaraciones o exclamaciones. Traducción alternativa: “¡No puedes hacer nada para entender la sabiduría de Dios! … ¡No puedes saber mucho sobre ello!”</w:t>
       </w:r>
     </w:p>
     <w:p>
@@ -278,11 +337,13 @@
         <w:rPr>
           <w:lang w:val="es_ES" w:bidi="es_ES"/>
         </w:rPr>
-      </w:r>
-      <w:r>
-        <w:rPr>
-          <w:lang w:val="es_ES" w:bidi="es_ES"/>
-        </w:rPr>
+        <w:t xml:space="preserve">Ver: </w:t>
+      </w:r>
+      <w:r>
+        <w:rPr>
+          <w:lang w:val="es_ES" w:bidi="es_ES"/>
+        </w:rPr>
+        <w:t>Pregunta retórica</w:t>
       </w:r>
     </w:p>
     <w:p>
@@ -292,16 +353,10 @@
           <w:lang w:val="es_ES" w:bidi="es_ES"/>
         </w:rPr>
       </w:r>
-    </w:p>
-    <w:p>
-      <w:pPr>
-        <w:pStyle w:val="Heading2"/>
-      </w:pPr>
-      <w:r>
-        <w:rPr>
-          <w:lang w:val="es_ES" w:bidi="es_ES"/>
-        </w:rPr>
-        <w:t>Job 38:32 (#2) en español es: "¿Puedes sacar las constelaciones a su tiempo, o guiar a la Osa Mayor con sus hijos?"</w:t>
+      <w:r>
+        <w:rPr>
+          <w:lang w:val="es_ES" w:bidi="es_ES"/>
+        </w:rPr>
       </w:r>
       <w:r>
         <w:rPr>
@@ -316,12 +371,21 @@
           <w:lang w:val="es_ES" w:bidi="es_ES"/>
         </w:rPr>
       </w:r>
-      <w:r>
-        <w:rPr>
-          <w:b/>
-          <w:lang w:val="es_ES" w:bidi="es_ES"/>
-        </w:rPr>
-        <w:t>"¿O guiarás al Oso con sus hijos?"</w:t>
+    </w:p>
+    <w:p>
+      <w:pPr>
+        <w:pStyle w:val="Heading2"/>
+      </w:pPr>
+      <w:r>
+        <w:rPr>
+          <w:lang w:val="es_ES" w:bidi="es_ES"/>
+        </w:rPr>
+        <w:t>Job 38:32 (#2) en español es: "¿Puedes sacar las constelaciones a su tiempo, o guiar a la Osa Mayor con sus hijos?"</w:t>
+      </w:r>
+      <w:r>
+        <w:rPr>
+          <w:lang w:val="es_ES" w:bidi="es_ES"/>
+        </w:rPr>
       </w:r>
     </w:p>
     <w:p>
@@ -335,6 +399,35 @@
         <w:rPr>
           <w:lang w:val="es_ES" w:bidi="es_ES"/>
         </w:rPr>
+        <w:t>וְ֝⁠עַ֗יִשׁ עַל־בָּנֶ֥י⁠הָ תַנְחֵֽ⁠ם</w:t>
+      </w:r>
+    </w:p>
+    <w:p>
+      <w:pPr/>
+      <w:r>
+        <w:rPr>
+          <w:lang w:val="es_ES" w:bidi="es_ES"/>
+        </w:rPr>
+      </w:r>
+      <w:r>
+        <w:rPr>
+          <w:b/>
+          <w:lang w:val="es_ES" w:bidi="es_ES"/>
+        </w:rPr>
+        <w:t>"¿O guiarás al Oso con sus hijos?"</w:t>
+      </w:r>
+    </w:p>
+    <w:p>
+      <w:pPr/>
+      <w:r>
+        <w:rPr>
+          <w:lang w:val="es_ES" w:bidi="es_ES"/>
+        </w:rPr>
+      </w:r>
+      <w:r>
+        <w:rPr>
+          <w:lang w:val="es_ES" w:bidi="es_ES"/>
+        </w:rPr>
         <w:t xml:space="preserve">Vea cómo tradujo el nombre </w:t>
       </w:r>
       <w:r>
@@ -350,7 +443,7 @@
         </w:rPr>
         <w:t xml:space="preserve"> en </w:t>
       </w:r>
-      <w:hyperlink r:id="rId13">
+      <w:hyperlink r:id="rId15">
         <w:r>
           <w:rPr>
             <w:lang w:val="es_ES" w:bidi="es_ES"/>

--- a/spa/docx/18.content.docx
+++ b/spa/docx/18.content.docx
@@ -227,10 +227,9 @@
       </w:r>
       <w:r>
         <w:rPr>
-          <w:b/>
-          <w:lang w:val="es_ES" w:bidi="es_ES"/>
-        </w:rPr>
-        <w:t>"¿Qué harás?"</w:t>
+          <w:lang w:val="es_ES" w:bidi="es_ES"/>
+        </w:rPr>
+        <w:t>מַה־תִּפְעָ֑ל &amp; מַה־תֵּדָֽע</w:t>
       </w:r>
     </w:p>
     <w:p>
@@ -242,9 +241,10 @@
       </w:r>
       <w:r>
         <w:rPr>
-          <w:lang w:val="es_ES" w:bidi="es_ES"/>
-        </w:rPr>
-        <w:t>Zofar está usando la forma de pregunta para énfasis. Si no usarías la forma de pregunta para ese propósito en tu idioma, podrías traducir estas preguntas como declaraciones o exclamaciones. Traducción alternativa: “¡No puedes hacer nada para entender la sabiduría de Dios! … ¡No puedes saber mucho sobre ello!”</w:t>
+          <w:b/>
+          <w:lang w:val="es_ES" w:bidi="es_ES"/>
+        </w:rPr>
+        <w:t>"¿Qué harás?"</w:t>
       </w:r>
     </w:p>
     <w:p>
@@ -258,13 +258,7 @@
         <w:rPr>
           <w:lang w:val="es_ES" w:bidi="es_ES"/>
         </w:rPr>
-        <w:t xml:space="preserve">Ver: </w:t>
-      </w:r>
-      <w:r>
-        <w:rPr>
-          <w:lang w:val="es_ES" w:bidi="es_ES"/>
-        </w:rPr>
-        <w:t>Pregunta retórica</w:t>
+        <w:t>Zofar está usando la forma de pregunta para énfasis. Si no usarías la forma de pregunta para ese propósito en tu idioma, podrías traducir estas preguntas como declaraciones o exclamaciones. Traducción alternativa: “¡No puedes hacer nada para entender la sabiduría de Dios! … ¡No puedes saber mucho sobre ello!”</w:t>
       </w:r>
     </w:p>
     <w:p>
@@ -278,11 +272,13 @@
         <w:rPr>
           <w:lang w:val="es_ES" w:bidi="es_ES"/>
         </w:rPr>
-      </w:r>
-      <w:r>
-        <w:rPr>
-          <w:lang w:val="es_ES" w:bidi="es_ES"/>
-        </w:rPr>
+        <w:t xml:space="preserve">Ver: </w:t>
+      </w:r>
+      <w:r>
+        <w:rPr>
+          <w:lang w:val="es_ES" w:bidi="es_ES"/>
+        </w:rPr>
+        <w:t>Pregunta retórica</w:t>
       </w:r>
     </w:p>
     <w:p>
@@ -292,8 +288,26 @@
           <w:lang w:val="es_ES" w:bidi="es_ES"/>
         </w:rPr>
       </w:r>
+      <w:r>
+        <w:rPr>
+          <w:lang w:val="es_ES" w:bidi="es_ES"/>
+        </w:rPr>
+      </w:r>
+      <w:r>
+        <w:rPr>
+          <w:lang w:val="es_ES" w:bidi="es_ES"/>
+        </w:rPr>
+      </w:r>
     </w:p>
     <w:p>
+      <w:pPr/>
+      <w:r>
+        <w:rPr>
+          <w:lang w:val="es_ES" w:bidi="es_ES"/>
+        </w:rPr>
+      </w:r>
+    </w:p>
+    <w:p>
       <w:pPr>
         <w:pStyle w:val="Heading2"/>
       </w:pPr>
@@ -307,6 +321,20 @@
         <w:rPr>
           <w:lang w:val="es_ES" w:bidi="es_ES"/>
         </w:rPr>
+      </w:r>
+    </w:p>
+    <w:p>
+      <w:pPr/>
+      <w:r>
+        <w:rPr>
+          <w:lang w:val="es_ES" w:bidi="es_ES"/>
+        </w:rPr>
+      </w:r>
+      <w:r>
+        <w:rPr>
+          <w:lang w:val="es_ES" w:bidi="es_ES"/>
+        </w:rPr>
+        <w:t>וְ֝⁠עַ֗יִשׁ עַל־בָּנֶ֥י⁠הָ תַנְחֵֽ⁠ם</w:t>
       </w:r>
     </w:p>
     <w:p>

--- a/spa/docx/18.content.docx
+++ b/spa/docx/18.content.docx
@@ -28,22 +28,6 @@
       </w:r>
     </w:p>
     <w:p>
-      <w:pPr>
-        <w:pStyle w:val="Heading2"/>
-      </w:pPr>
-      <w:r>
-        <w:rPr>
-          <w:lang w:val="es_ES" w:bidi="es_ES"/>
-        </w:rPr>
-        <w:t>License Information</w:t>
-      </w:r>
-      <w:r>
-        <w:rPr>
-          <w:lang w:val="es_ES" w:bidi="es_ES"/>
-        </w:rPr>
-      </w:r>
-    </w:p>
-    <w:p>
       <w:pPr/>
       <w:r>
         <w:rPr>
@@ -55,86 +39,37 @@
           <w:b/>
           <w:lang w:val="es_ES" w:bidi="es_ES"/>
         </w:rPr>
-        <w:t>Notas de Traducción (unfoldingWord)</w:t>
-      </w:r>
-      <w:r>
-        <w:rPr>
-          <w:lang w:val="es_ES" w:bidi="es_ES"/>
-        </w:rPr>
-        <w:t xml:space="preserve"> (Spanish) is based on</w:t>
-      </w:r>
-      <w:r>
-        <w:rPr>
-          <w:lang w:val="es_ES" w:bidi="es_ES"/>
-        </w:rPr>
-        <w:t xml:space="preserve">: </w:t>
-      </w:r>
-      <w:r>
-        <w:rPr>
-          <w:lang w:val="es_ES" w:bidi="es_ES"/>
-        </w:rPr>
         <w:t>unfoldingWord® Translation Notes</w:t>
       </w:r>
       <w:r>
         <w:rPr>
           <w:lang w:val="es_ES" w:bidi="es_ES"/>
         </w:rPr>
-        <w:t xml:space="preserve">, </w:t>
-      </w:r>
-      <w:hyperlink r:id="rId13">
-        <w:r>
-          <w:rPr>
-            <w:lang w:val="es_ES" w:bidi="es_ES"/>
-          </w:rPr>
-          <w:rPr>
-            <w:color w:val="0000EE"/>
-            <w:u w:val="single"/>
-          </w:rPr>
-          <w:t>unfoldingWord</w:t>
-        </w:r>
-      </w:hyperlink>
-      <w:r>
-        <w:rPr>
-          <w:lang w:val="es_ES" w:bidi="es_ES"/>
-        </w:rPr>
-        <w:t xml:space="preserve">, 2022, which is licensed under a </w:t>
-      </w:r>
-      <w:hyperlink r:id="rId14">
-        <w:r>
-          <w:rPr>
-            <w:lang w:val="es_ES" w:bidi="es_ES"/>
-          </w:rPr>
-          <w:rPr>
-            <w:color w:val="0000EE"/>
-            <w:u w:val="single"/>
-          </w:rPr>
-          <w:t>CC BY-SA 4.0 license</w:t>
-        </w:r>
-      </w:hyperlink>
-      <w:r>
-        <w:rPr>
-          <w:lang w:val="es_ES" w:bidi="es_ES"/>
-        </w:rPr>
-        <w:t>.</w:t>
-      </w:r>
-      <w:r>
-        <w:rPr>
-          <w:lang w:val="es_ES" w:bidi="es_ES"/>
-        </w:rPr>
-      </w:r>
-    </w:p>
-    <w:p>
-      <w:pPr/>
-      <w:r>
-        <w:rPr>
-          <w:lang w:val="es_ES" w:bidi="es_ES"/>
-        </w:rPr>
-      </w:r>
-      <w:r>
-        <w:rPr>
-          <w:lang w:val="es_ES" w:bidi="es_ES"/>
-        </w:rPr>
-        <w:t>This PDF version is provided under the same license.</w:t>
+        <w:t xml:space="preserve"> © 2022 unfoldingWord. Released under CC BY-SA 4.0 license. </w:t>
+      </w:r>
+      <w:r>
+        <w:rPr>
+          <w:lang w:val="es_ES" w:bidi="es_ES"/>
+        </w:rPr>
+        <w:t>unfoldingWord® Translation Notes</w:t>
+      </w:r>
+      <w:r>
+        <w:rPr>
+          <w:lang w:val="es_ES" w:bidi="es_ES"/>
+        </w:rPr>
+        <w:t xml:space="preserve"> has been adapted in the following languages: Tok Pisin, Arabic (عربي), French (Français), Hindi (हिंदी), Indonesian (Bahasa Indonesia), Portuguese (Português), Russian (Русский), Spanish (Español), Swahili (Kiswahili), and Simplified Chinese (简体中文) from </w:t>
+      </w:r>
+      <w:r>
+        <w:rPr>
+          <w:lang w:val="es_ES" w:bidi="es_ES"/>
+        </w:rPr>
+        <w:t>unfoldingWord® Translation Notes</w:t>
+      </w:r>
+      <w:r>
+        <w:rPr>
+          <w:lang w:val="es_ES" w:bidi="es_ES"/>
+        </w:rPr>
+        <w:t xml:space="preserve"> © 2022 unfoldingWord. Released under CC BY-SA 4.0 license by Mission Mutual</w:t>
       </w:r>
       <w:r>
         <w:rPr>
@@ -443,7 +378,7 @@
         </w:rPr>
         <w:t xml:space="preserve"> en </w:t>
       </w:r>
-      <w:hyperlink r:id="rId15">
+      <w:hyperlink r:id="rId13">
         <w:r>
           <w:rPr>
             <w:lang w:val="es_ES" w:bidi="es_ES"/>

--- a/spa/docx/18.content.docx
+++ b/spa/docx/18.content.docx
@@ -141,13 +141,6 @@
         <w:rPr>
           <w:lang w:val="es_ES" w:bidi="es_ES"/>
         </w:rPr>
-      </w:r>
-      <w:r>
-        <w:rPr>
-          <w:i/>
-          <w:lang w:val="es_ES" w:bidi="es_ES"/>
-        </w:rPr>
-        <w:t>Job 11:8 (#3), Job 38:32 (#2) en español es: "¿Puedes sacar las constelaciones a su tiempo, o guiar a la Osa Mayor con sus hijos?"</w:t>
       </w:r>
       <w:r>
         <w:rPr>

--- a/spa/docx/18.content.docx
+++ b/spa/docx/18.content.docx
@@ -146,19 +146,6 @@
         <w:rPr>
           <w:lang w:val="es_ES" w:bidi="es_ES"/>
         </w:rPr>
-      </w:r>
-    </w:p>
-    <w:p>
-      <w:pPr/>
-      <w:r>
-        <w:rPr>
-          <w:lang w:val="es_ES" w:bidi="es_ES"/>
-        </w:rPr>
-      </w:r>
-      <w:r>
-        <w:rPr>
-          <w:lang w:val="es_ES" w:bidi="es_ES"/>
-        </w:rPr>
         <w:t xml:space="preserve"> </w:t>
       </w:r>
       <w:r>
@@ -220,20 +207,6 @@
       </w:r>
       <w:r>
         <w:rPr>
-          <w:lang w:val="es_ES" w:bidi="es_ES"/>
-        </w:rPr>
-        <w:t>מַה־תִּפְעָ֑ל &amp; מַה־תֵּדָֽע</w:t>
-      </w:r>
-    </w:p>
-    <w:p>
-      <w:pPr/>
-      <w:r>
-        <w:rPr>
-          <w:lang w:val="es_ES" w:bidi="es_ES"/>
-        </w:rPr>
-      </w:r>
-      <w:r>
-        <w:rPr>
           <w:b/>
           <w:lang w:val="es_ES" w:bidi="es_ES"/>
         </w:rPr>
@@ -314,20 +287,6 @@
         <w:rPr>
           <w:lang w:val="es_ES" w:bidi="es_ES"/>
         </w:rPr>
-      </w:r>
-    </w:p>
-    <w:p>
-      <w:pPr/>
-      <w:r>
-        <w:rPr>
-          <w:lang w:val="es_ES" w:bidi="es_ES"/>
-        </w:rPr>
-      </w:r>
-      <w:r>
-        <w:rPr>
-          <w:lang w:val="es_ES" w:bidi="es_ES"/>
-        </w:rPr>
-        <w:t>וְ֝⁠עַ֗יִשׁ עַל־בָּנֶ֥י⁠הָ תַנְחֵֽ⁠ם</w:t>
       </w:r>
     </w:p>
     <w:p>

--- a/spa/docx/18.content.docx
+++ b/spa/docx/18.content.docx
@@ -19,7 +19,7 @@
         <w:rPr>
           <w:lang w:val="es_ES" w:bidi="es_ES"/>
         </w:rPr>
-        <w:t>Resource: Notas de Traducción (unfoldingWord)</w:t>
+        <w:t>Resource: unfoldingWord® Translation Notes</w:t>
       </w:r>
       <w:r>
         <w:rPr>
@@ -90,7 +90,7 @@
         <w:rPr>
           <w:lang w:val="es_ES" w:bidi="es_ES"/>
         </w:rPr>
-        <w:t>Notas de Traducción (unfoldingWord)</w:t>
+        <w:t>unfoldingWord® Translation Notes</w:t>
       </w:r>
     </w:p>
     <w:p>

--- a/spa/docx/18.content.docx
+++ b/spa/docx/18.content.docx
@@ -207,10 +207,9 @@
       </w:r>
       <w:r>
         <w:rPr>
-          <w:b/>
-          <w:lang w:val="es_ES" w:bidi="es_ES"/>
-        </w:rPr>
-        <w:t>"¿Qué harás?"</w:t>
+          <w:lang w:val="es_ES" w:bidi="es_ES"/>
+        </w:rPr>
+        <w:t>מַה־תִּפְעָ֑ל &amp; מַה־תֵּדָֽע</w:t>
       </w:r>
     </w:p>
     <w:p>
@@ -222,9 +221,10 @@
       </w:r>
       <w:r>
         <w:rPr>
-          <w:lang w:val="es_ES" w:bidi="es_ES"/>
-        </w:rPr>
-        <w:t>Zofar está usando la forma de pregunta para énfasis. Si no usarías la forma de pregunta para ese propósito en tu idioma, podrías traducir estas preguntas como declaraciones o exclamaciones. Traducción alternativa: “¡No puedes hacer nada para entender la sabiduría de Dios! … ¡No puedes saber mucho sobre ello!”</w:t>
+          <w:b/>
+          <w:lang w:val="es_ES" w:bidi="es_ES"/>
+        </w:rPr>
+        <w:t>"¿Qué harás?"</w:t>
       </w:r>
     </w:p>
     <w:p>
@@ -238,13 +238,7 @@
         <w:rPr>
           <w:lang w:val="es_ES" w:bidi="es_ES"/>
         </w:rPr>
-        <w:t xml:space="preserve">Ver: </w:t>
-      </w:r>
-      <w:r>
-        <w:rPr>
-          <w:lang w:val="es_ES" w:bidi="es_ES"/>
-        </w:rPr>
-        <w:t>Pregunta retórica</w:t>
+        <w:t>Zofar está usando la forma de pregunta para énfasis. Si no usarías la forma de pregunta para ese propósito en tu idioma, podrías traducir estas preguntas como declaraciones o exclamaciones. Traducción alternativa: “¡No puedes hacer nada para entender la sabiduría de Dios! … ¡No puedes saber mucho sobre ello!”</w:t>
       </w:r>
     </w:p>
     <w:p>
@@ -258,11 +252,13 @@
         <w:rPr>
           <w:lang w:val="es_ES" w:bidi="es_ES"/>
         </w:rPr>
-      </w:r>
-      <w:r>
-        <w:rPr>
-          <w:lang w:val="es_ES" w:bidi="es_ES"/>
-        </w:rPr>
+        <w:t xml:space="preserve">Ver: </w:t>
+      </w:r>
+      <w:r>
+        <w:rPr>
+          <w:lang w:val="es_ES" w:bidi="es_ES"/>
+        </w:rPr>
+        <w:t>Pregunta retórica</w:t>
       </w:r>
     </w:p>
     <w:p>
@@ -272,8 +268,26 @@
           <w:lang w:val="es_ES" w:bidi="es_ES"/>
         </w:rPr>
       </w:r>
+      <w:r>
+        <w:rPr>
+          <w:lang w:val="es_ES" w:bidi="es_ES"/>
+        </w:rPr>
+      </w:r>
+      <w:r>
+        <w:rPr>
+          <w:lang w:val="es_ES" w:bidi="es_ES"/>
+        </w:rPr>
+      </w:r>
     </w:p>
     <w:p>
+      <w:pPr/>
+      <w:r>
+        <w:rPr>
+          <w:lang w:val="es_ES" w:bidi="es_ES"/>
+        </w:rPr>
+      </w:r>
+    </w:p>
+    <w:p>
       <w:pPr>
         <w:pStyle w:val="Heading2"/>
       </w:pPr>
@@ -287,6 +301,20 @@
         <w:rPr>
           <w:lang w:val="es_ES" w:bidi="es_ES"/>
         </w:rPr>
+      </w:r>
+    </w:p>
+    <w:p>
+      <w:pPr/>
+      <w:r>
+        <w:rPr>
+          <w:lang w:val="es_ES" w:bidi="es_ES"/>
+        </w:rPr>
+      </w:r>
+      <w:r>
+        <w:rPr>
+          <w:lang w:val="es_ES" w:bidi="es_ES"/>
+        </w:rPr>
+        <w:t>וְ֝⁠עַ֗יִשׁ עַל־בָּנֶ֥י⁠הָ תַנְחֵֽ⁠ם</w:t>
       </w:r>
     </w:p>
     <w:p>

--- a/spa/docx/18.content.docx
+++ b/spa/docx/18.content.docx
@@ -209,7 +209,7 @@
         <w:rPr>
           <w:lang w:val="es_ES" w:bidi="es_ES"/>
         </w:rPr>
-        <w:t>מַה־תִּפְעָ֑ל &amp; מַה־תֵּדָֽע</w:t>
+        <w:t>מַה־תִּפְעָ֑ל &amp; מַה־תֵּדָֽע</w:t>
       </w:r>
     </w:p>
     <w:p>
@@ -314,7 +314,7 @@
         <w:rPr>
           <w:lang w:val="es_ES" w:bidi="es_ES"/>
         </w:rPr>
-        <w:t>וְ֝⁠עַ֗יִשׁ עַל־בָּנֶ֥י⁠הָ תַנְחֵֽ⁠ם</w:t>
+        <w:t>וְ֝⁠עַ֗יִשׁ עַל־בָּנֶ֥י⁠הָ תַנְחֵֽ⁠ם</w:t>
       </w:r>
     </w:p>
     <w:p>
